--- a/WE_Developer_Designer_Handoff.docx
+++ b/WE_Developer_Designer_Handoff.docx
@@ -15,7 +15,7 @@
         <w:pStyle w:val="Title"/>
       </w:pPr>
       <w:r>
-        <w:t>Developer &amp; designer handoff</w:t>
+        <w:t>The beta experience</w:t>
       </w:r>
     </w:p>
     <w:p>
@@ -23,7 +23,7 @@
         <w:pStyle w:val="Subtitle"/>
       </w:pPr>
       <w:r>
-        <w:t>Beta readiness, visual refinement, and the next useful leap.</w:t>
+        <w:t>A complete developer &amp; designer handoff</w:t>
       </w:r>
     </w:p>
     <w:p>
@@ -31,10 +31,10 @@
         <w:rPr>
           <w:b/>
         </w:rPr>
-        <w:t xml:space="preserve">Recommendation. </w:t>
+        <w:t xml:space="preserve">Product intent. </w:t>
       </w:r>
       <w:r>
-        <w:t>Consolidate the Field experience, make its first useful action immediate, and verify the exact release build before inviting an unsupervised cohort.</w:t>
+        <w:t>WE makes a shared life easier to carry. It helps two people capture what matters, coordinate ordinary life, and approach shared decisions with consent. Success is less effort and more presence.</w:t>
       </w:r>
     </w:p>
     <w:p>
@@ -42,17 +42,12 @@
         <w:pStyle w:val="Heading2"/>
       </w:pPr>
       <w:r>
-        <w:t>What this review establishes</w:t>
+        <w:t>The assignment</w:t>
       </w:r>
     </w:p>
     <w:p>
       <w:r>
-        <w:t>Source review covers main at f4322f7, the Field branch at 68ba1ac, and the September repair branch at b57365d. The earlier backend review inspected the connected WE project. This follow up visually inspected committed iPhone reference screenshots, a widget reference, and original design boards.</w:t>
-      </w:r>
-    </w:p>
-    <w:p>
-      <w:r>
-        <w:t>Xcode and the current Mac screen were not accessible in this session. No simulator, signed archive, or TestFlight build was run. Screenshot observations are evidence about those saved references; they are not confirmation of defects in the current binary. Runtime verification remains open.</w:t>
+        <w:t>Finish one coherent experience: understand WE, enter safely, save something useful, find it again, correct it, and complete one shared action. Preserve the distinctive design while making state, privacy, navigation, and consequences unmistakable. Build from this brief without requiring any earlier review.</w:t>
       </w:r>
     </w:p>
     <w:p>
@@ -60,12 +55,25 @@
         <w:pStyle w:val="Heading2"/>
       </w:pPr>
       <w:r>
-        <w:t>The product direction</w:t>
+        <w:t>Preserve the current foundation</w:t>
       </w:r>
     </w:p>
     <w:p>
       <w:r>
-        <w:t>WE should make a shared life easier to carry. Preserve its dark atmosphere, editorial typography, personal colors, private reflection, and mutual consent. Make actions, ownership, and the next useful step immediately legible.</w:t>
+        <w:t>Today, Life, and Us are the primary spaces. Yours is personal. Life uses pressure bands and a simple list for five or fewer open items. Us combines a resting field of subjects with a decision flow when enabled. Keep Newsreader, DM Sans, warm near black grounds, personal pigments, and restrained motion. Structure should distinguish the spaces without turning every surface into the same stack of cards.</w:t>
+      </w:r>
+    </w:p>
+    <w:p>
+      <w:r>
+        <w:t>Arrival, invitation greeting and decline, ceremony acknowledgement, private importing, adaptation, feedback, and stillness already have implementation work. Extend and verify these systems. Do not recreate them as parallel features.</w:t>
+      </w:r>
+    </w:p>
+    <w:p>
+      <w:pPr>
+        <w:pStyle w:val="Heading2"/>
+      </w:pPr>
+      <w:r>
+        <w:t>Scope and priority</w:t>
       </w:r>
     </w:p>
     <w:p>
@@ -73,10 +81,10 @@
         <w:rPr>
           <w:b/>
         </w:rPr>
-        <w:t xml:space="preserve">Before beta. </w:t>
+        <w:t xml:space="preserve">P0 • Required to distribute beta. </w:t>
       </w:r>
       <w:r>
-        <w:t>One release candidate; executable privacy checks; readable controls; predictable navigation; a complete capture and shared action loop; accurate release feature flags.</w:t>
+        <w:t>Resolve failing release checks, explicitly configure the shipped capabilities, and verify authentication, invitations, consent, account boundaries, and persistence on the actual archive.</w:t>
       </w:r>
     </w:p>
     <w:p>
@@ -84,10 +92,10 @@
         <w:rPr>
           <w:b/>
         </w:rPr>
-        <w:t xml:space="preserve">During beta. </w:t>
+        <w:t xml:space="preserve">P1 • Required for a useful first cohort. </w:t>
       </w:r>
       <w:r>
-        <w:t>Observe first usefulness, misunderstanding, uneven participation, and whether WE actually removes a burden. Complete only the history features needed to test those outcomes.</w:t>
+        <w:t>Correct misleading Life states and Us emphasis. Deliver the practical walkthrough, clear capture receipts, discoverable utilities, and the focused design and iOS states in this brief.</w:t>
       </w:r>
     </w:p>
     <w:p>
@@ -95,10 +103,21 @@
         <w:rPr>
           <w:b/>
         </w:rPr>
-        <w:t xml:space="preserve">After beta. </w:t>
+        <w:t xml:space="preserve">P2 • Learn during beta. </w:t>
       </w:r>
       <w:r>
-        <w:t>Prototype Make room and Rehearse a life change using existing shared journeys and explicit permissions.</w:t>
+        <w:t>Develop earned restraint from observed accuracy. Evaluate one small shared history feature if couples need it. Measure usefulness before expanding the system.</w:t>
+      </w:r>
+    </w:p>
+    <w:p>
+      <w:r>
+        <w:rPr>
+          <w:b/>
+        </w:rPr>
+        <w:t xml:space="preserve">P3 • Experimental. </w:t>
+      </w:r>
+      <w:r>
+        <w:t>Prototype mutual stillness and Make room after the core is dependable. These concepts must not delay the first cohort.</w:t>
       </w:r>
     </w:p>
     <w:p>
@@ -106,13 +125,39 @@
         <w:pStyle w:val="Heading2"/>
       </w:pPr>
       <w:r>
-        <w:t>Working agreement</w:t>
+        <w:t>Evidence and limits</w:t>
       </w:r>
     </w:p>
     <w:p>
       <w:r>
-        <w:t>Developer owns state, persistence, permissions, and release evidence. Designer owns hierarchy, navigation, copy, motion, and complete state coverage. Each feature closes only when both verify the same build. Recommendations below are proposed work, not implemented changes.</w:t>
+        <w:t>Reviewed main 65a4538 on 6 September 2026, including the merged Field implementation and current GitHub Actions logs. Build/unit and private to shared contract jobs passed; schema/privacy and critical UI smoke failed. This was a source review, not a current Xcode or device inspection. Saved golden screenshots have not caught up with the redesign. Production configuration was not rechecked in this pass.</w:t>
       </w:r>
+    </w:p>
+    <w:p>
+      <w:pPr>
+        <w:pStyle w:val="Caption"/>
+      </w:pPr>
+      <w:hyperlink r:id="rId11">
+        <w:r>
+          <w:rPr>
+            <w:color w:val="815634"/>
+          </w:rPr>
+          <w:t>Source baseline</w:t>
+        </w:r>
+      </w:hyperlink>
+    </w:p>
+    <w:p>
+      <w:pPr>
+        <w:pStyle w:val="Caption"/>
+      </w:pPr>
+      <w:hyperlink r:id="rId12">
+        <w:r>
+          <w:rPr>
+            <w:color w:val="815634"/>
+          </w:rPr>
+          <w:t>Verified QA run</w:t>
+        </w:r>
+      </w:hyperlink>
     </w:p>
     <w:p>
       <w:pPr>
@@ -120,7 +165,7 @@
         <w:pageBreakBefore/>
       </w:pPr>
       <w:r>
-        <w:t>01  /  VISUAL EVIDENCE</w:t>
+        <w:t>01 / DEVELOPER • P0</w:t>
       </w:r>
     </w:p>
     <w:p>
@@ -128,94 +173,25 @@
         <w:pStyle w:val="Heading1"/>
       </w:pPr>
       <w:r>
-        <w:t>What the saved screens reveal</w:t>
+        <w:t>Establish a trustworthy release</w:t>
       </w:r>
     </w:p>
     <w:p>
       <w:pPr>
-        <w:pStyle w:val="Caption"/>
+        <w:pStyle w:val="Heading2"/>
       </w:pPr>
       <w:r>
-        <w:t>Committed iPhone 16e references: Today and Life. Seeded data is illustrative. These are not new screenshots from your Mac.</w:t>
+        <w:t>Fix the two observed CI failures</w:t>
       </w:r>
     </w:p>
     <w:p>
-      <w:pPr>
-        <w:spacing w:line="240" w:lineRule="auto" w:after="160"/>
-      </w:pPr>
       <w:r>
-        <w:drawing>
-          <wp:inline xmlns:a="http://schemas.openxmlformats.org/drawingml/2006/main" xmlns:pic="http://schemas.openxmlformats.org/drawingml/2006/picture">
-            <wp:extent cx="1783080" cy="3858768"/>
-            <wp:docPr id="1" name="Picture 1" descr="Saved Today reference"/>
-            <wp:cNvGraphicFramePr>
-              <a:graphicFrameLocks noChangeAspect="1"/>
-            </wp:cNvGraphicFramePr>
-            <a:graphic>
-              <a:graphicData uri="http://schemas.openxmlformats.org/drawingml/2006/picture">
-                <pic:pic>
-                  <pic:nvPicPr>
-                    <pic:cNvPr id="0" name="we_today.png"/>
-                    <pic:cNvPicPr/>
-                  </pic:nvPicPr>
-                  <pic:blipFill>
-                    <a:blip r:embed="rId11"/>
-                    <a:stretch>
-                      <a:fillRect/>
-                    </a:stretch>
-                  </pic:blipFill>
-                  <pic:spPr>
-                    <a:xfrm>
-                      <a:off x="0" y="0"/>
-                      <a:ext cx="1783080" cy="3858768"/>
-                    </a:xfrm>
-                    <a:prstGeom prst="rect"/>
-                  </pic:spPr>
-                </pic:pic>
-              </a:graphicData>
-            </a:graphic>
-          </wp:inline>
-        </w:drawing>
+        <w:t>The schema job fails during migration setup because synthesis_worker_key and synthesis_worker_url are missing from Vault. The local stack reaches a hosted worker prerequisite that the migration assumes it will skip. Configure an isolated test worker or separate schema creation from scheduling with an explicit hosted readiness gate. Keep production credentials out of CI.</w:t>
       </w:r>
+    </w:p>
+    <w:p>
       <w:r>
-        <w:rPr>
-          <w:sz w:val="2"/>
-        </w:rPr>
-        <w:t xml:space="preserve">  </w:t>
-      </w:r>
-      <w:r>
-        <w:drawing>
-          <wp:inline xmlns:a="http://schemas.openxmlformats.org/drawingml/2006/main" xmlns:pic="http://schemas.openxmlformats.org/drawingml/2006/picture">
-            <wp:extent cx="1783080" cy="3858768"/>
-            <wp:docPr id="2" name="Picture 2" descr="Saved Life reference"/>
-            <wp:cNvGraphicFramePr>
-              <a:graphicFrameLocks noChangeAspect="1"/>
-            </wp:cNvGraphicFramePr>
-            <a:graphic>
-              <a:graphicData uri="http://schemas.openxmlformats.org/drawingml/2006/picture">
-                <pic:pic>
-                  <pic:nvPicPr>
-                    <pic:cNvPr id="0" name="golden.field.life.seeded.png"/>
-                    <pic:cNvPicPr/>
-                  </pic:nvPicPr>
-                  <pic:blipFill>
-                    <a:blip r:embed="rId12"/>
-                    <a:stretch>
-                      <a:fillRect/>
-                    </a:stretch>
-                  </pic:blipFill>
-                  <pic:spPr>
-                    <a:xfrm>
-                      <a:off x="0" y="0"/>
-                      <a:ext cx="1783080" cy="3858768"/>
-                    </a:xfrm>
-                    <a:prstGeom prst="rect"/>
-                  </pic:spPr>
-                </pic:pic>
-              </a:graphicData>
-            </a:graphic>
-          </wp:inline>
-        </w:drawing>
+        <w:t>The critical UI job reports six passing tests and one failure: testAAuthRecoveryPairingAndHueRoutes cannot tap pairing.createInvitation. Inspect the result bundle and system sheets to establish whether an overlay, timing problem, or app defect blocks the button. Earlier notes suggest password save sheet interference; that is a hypothesis, not a diagnosis of this run. Wait for actual dismissal and hittability rather than adding arbitrary sleep.</w:t>
       </w:r>
     </w:p>
     <w:p>
@@ -223,10 +199,23 @@
         <w:rPr>
           <w:b/>
         </w:rPr>
-        <w:t xml:space="preserve">Preserve. </w:t>
+        <w:t xml:space="preserve">Acceptance. </w:t>
       </w:r>
       <w:r>
-        <w:t>The warm ivory text, deep green field, restrained hairlines, and generous hero typography give WE a recognizable identity.</w:t>
+        <w:t>The complete schema and critical UI lanes pass on the candidate. A fresh install can create an invitation without coaching. Resolve product defects separately from test synchronization. Run all assertions after migration setup; native_product still contains the previously identified three argument like() calls, which need correction and execution.</w:t>
+      </w:r>
+    </w:p>
+    <w:p>
+      <w:pPr>
+        <w:pStyle w:val="Heading2"/>
+      </w:pPr>
+      <w:r>
+        <w:t>Make the archive expose the intended product</w:t>
+      </w:r>
+    </w:p>
+    <w:p>
+      <w:r>
+        <w:t>Shared journeys default off in live mode unless configured. No override was found in committed project settings or Info configuration. The new Us word field sits inside that gated route. Private importing is enabled in Debug and disabled in Release. Seeded demonstrations therefore cannot define what testers receive.</w:t>
       </w:r>
     </w:p>
     <w:p>
@@ -234,10 +223,10 @@
         <w:rPr>
           <w:b/>
         </w:rPr>
-        <w:t xml:space="preserve">Refine. </w:t>
+        <w:t xml:space="preserve">Developer. </w:t>
       </w:r>
       <w:r>
-        <w:t>Supporting copy and navigation are visually faint. Large Life category names compete with actual obligations. The bottom gradient and controls visually overlap content in these references; verify scrolling clearance before calling this a current layout defect.</w:t>
+        <w:t>Choose and record the Release flags, schema versions, worker configuration, processing consent requirements, commit, and build number. Enable each capability only with its complete supporting path. Test the signed archive outside Xcode.</w:t>
       </w:r>
     </w:p>
     <w:p>
@@ -245,10 +234,34 @@
         <w:rPr>
           <w:b/>
         </w:rPr>
-        <w:t xml:space="preserve">Refresh the evidence. </w:t>
+        <w:t xml:space="preserve">Designer. </w:t>
       </w:r>
       <w:r>
-        <w:t>The Us reference shows the older horizon report. Current Field code can show the newer shared journey room. Recreate baselines for both enabled and disabled rollout states, then approve only the intended beta state.</w:t>
+        <w:t>Approve screens from that configuration, including every Us state. Remove onboarding promises for capabilities excluded from the cohort.</w:t>
+      </w:r>
+    </w:p>
+    <w:p>
+      <w:pPr>
+        <w:pStyle w:val="Heading2"/>
+      </w:pPr>
+      <w:r>
+        <w:t>Prove the two person contract</w:t>
+      </w:r>
+    </w:p>
+    <w:p>
+      <w:r>
+        <w:t>Use Partner A, Partner B, and an outsider in an isolated environment. Verify invitation expiry and reuse, decline, private answers, exact revision approval, withdrawal, reconnect, simultaneous actions, sign out, account switching, and departure. Execute the credential dependent tests; a skipped suite is not evidence of success.</w:t>
+      </w:r>
+    </w:p>
+    <w:p>
+      <w:r>
+        <w:rPr>
+          <w:b/>
+        </w:rPr>
+        <w:t xml:space="preserve">Acceptance. </w:t>
+      </w:r>
+      <w:r>
+        <w:t>A retry produces one intended result. Devices converge after reconnect. Private answers and declines remain private. Revised content requires renewed approval. Departure removes active access without resurrecting withdrawn material. A test account can recover access and reach account deletion.</w:t>
       </w:r>
     </w:p>
     <w:p>
@@ -260,227 +273,9 @@
           <w:rPr>
             <w:color w:val="815634"/>
           </w:rPr>
-          <w:t>Source: committed iPhone reference images</w:t>
+          <w:t>Schema scheduling boundary</w:t>
         </w:r>
       </w:hyperlink>
-    </w:p>
-    <w:p>
-      <w:pPr>
-        <w:pStyle w:val="Subtitle"/>
-        <w:pageBreakBefore/>
-      </w:pPr>
-      <w:r>
-        <w:t>02  /  DESIGNER SPECIFICATION</w:t>
-      </w:r>
-    </w:p>
-    <w:p>
-      <w:pPr>
-        <w:pStyle w:val="Heading1"/>
-      </w:pPr>
-      <w:r>
-        <w:t>Give each screen its own job</w:t>
-      </w:r>
-    </w:p>
-    <w:p>
-      <w:pPr>
-        <w:pStyle w:val="Heading2"/>
-      </w:pPr>
-      <w:r>
-        <w:t>Today: one useful action, then capture</w:t>
-      </w:r>
-    </w:p>
-    <w:p>
-      <w:r>
-        <w:t>Keep a large serif headline for the single decision. Place one short reason immediately beneath it, then a clearly named action. Replace vague verbs such as “Send it” with the destination or object when it changes the decision: “Review grocery message.” Put the capture field next, with optional supporting context below.</w:t>
-      </w:r>
-    </w:p>
-    <w:p>
-      <w:r>
-        <w:rPr>
-          <w:b/>
-        </w:rPr>
-        <w:t xml:space="preserve">Acceptance. </w:t>
-      </w:r>
-      <w:r>
-        <w:t>At the default text size on the smallest supported phone, the main action appears without scrolling for the standard short headline fixture. With larger text, content reflows and remains fully reachable. Drafts survive interruption and failed saves.</w:t>
-      </w:r>
-    </w:p>
-    <w:p>
-      <w:pPr>
-        <w:pStyle w:val="Heading2"/>
-      </w:pPr>
-      <w:r>
-        <w:t>Life: occasions lead; categories organize</w:t>
-      </w:r>
-    </w:p>
-    <w:p>
-      <w:r>
-        <w:t>Give the upcoming occasion the first visual emphasis. Use smaller, consistent category rows with a short preview and a readable count. The current oversized category treatment makes Food and Home feel more important than the things inside them. Keep categories stable while ranking the most relevant items within them.</w:t>
-      </w:r>
-    </w:p>
-    <w:p>
-      <w:pPr>
-        <w:pStyle w:val="Heading2"/>
-      </w:pPr>
-      <w:r>
-        <w:t>Us: move from an explanation to a decision</w:t>
-      </w:r>
-    </w:p>
-    <w:p>
-      <w:r>
-        <w:t>Design distinct empty, private answer, held, proposed direction, active journey, processing failure, and completed states. Show the shared question or agreed direction first. Put its supporting shared evidence behind an obvious “Why this?” control. Keep unfinished or unsupported source material out of the explanation.</w:t>
-      </w:r>
-    </w:p>
-    <w:p>
-      <w:pPr>
-        <w:pStyle w:val="Heading2"/>
-      </w:pPr>
-      <w:r>
-        <w:t>Navigation and type</w:t>
-      </w:r>
-    </w:p>
-    <w:p>
-      <w:r>
-        <w:t>Give Today, Life, and Us stable labeled destinations. Give Yours a visible personal entry and Account a consistent control. Gestures remain shortcuts. Avoid requiring a long press to reach privacy, feedback, or account departure.</w:t>
-      </w:r>
-    </w:p>
-    <w:p>
-      <w:r>
-        <w:t>Proposed starting tokens: hero 34 to 42 pt; section heading 24 to 28 pt; item title 20 to 22 pt; body 16 to 17 pt; metadata 12 to 13 pt. Scale with Dynamic Type. Use the serif for key meaning; reserve spaced capitals and mono for brief labels. Reduce long italic explanations.</w:t>
-      </w:r>
-    </w:p>
-    <w:p>
-      <w:r>
-        <w:rPr>
-          <w:b/>
-        </w:rPr>
-        <w:t xml:space="preserve">Accessibility target. </w:t>
-      </w:r>
-      <w:r>
-        <w:t>Use readable foreground tokens over the worst point of each gradient. Target contrast of at least 4.5:1 for normal text and 3:1 for large text and meaningful control boundaries. Keep touch areas at least 44 by 44 pt. These are proposed QA targets, not measured results of this review.</w:t>
-      </w:r>
-    </w:p>
-    <w:p>
-      <w:r>
-        <w:rPr>
-          <w:b/>
-        </w:rPr>
-        <w:t xml:space="preserve">Layout contract. </w:t>
-      </w:r>
-      <w:r>
-        <w:t>Reserve navigation space using actual bar and safe area dimensions. The last field and last action must scroll completely above the bar with the keyboard both open and closed. Do not fade interactive content into invisibility.</w:t>
-      </w:r>
-    </w:p>
-    <w:p>
-      <w:pPr>
-        <w:pStyle w:val="Subtitle"/>
-        <w:pageBreakBefore/>
-      </w:pPr>
-      <w:r>
-        <w:t>03  /  PRODUCT &amp; CAPTURE</w:t>
-      </w:r>
-    </w:p>
-    <w:p>
-      <w:pPr>
-        <w:pStyle w:val="Heading1"/>
-      </w:pPr>
-      <w:r>
-        <w:t>Make the first week useful</w:t>
-      </w:r>
-    </w:p>
-    <w:p>
-      <w:pPr>
-        <w:pStyle w:val="Heading2"/>
-      </w:pPr>
-      <w:r>
-        <w:t>Start with this week</w:t>
-      </w:r>
-    </w:p>
-    <w:p>
-      <w:r>
-        <w:t>Offer three optional entry points: something coming up, something to remember, and something to enjoy together. Let the person enter their own material rather than copying demonstration content into a live account. One useful entry is enough to proceed. The partner can join later.</w:t>
-      </w:r>
-    </w:p>
-    <w:p>
-      <w:r>
-        <w:rPr>
-          <w:b/>
-        </w:rPr>
-        <w:t xml:space="preserve">Designer. </w:t>
-      </w:r>
-      <w:r>
-        <w:t>Create a brief working introduction: enter a thought, see where it went, correct it if necessary, then choose whether anything is shared. Keep the ceremony replayable and skippable. Explain privacy at the action where it matters.</w:t>
-      </w:r>
-    </w:p>
-    <w:p>
-      <w:r>
-        <w:rPr>
-          <w:b/>
-        </w:rPr>
-        <w:t xml:space="preserve">Developer. </w:t>
-      </w:r>
-      <w:r>
-        <w:t>Use the real capture and correction paths. Bind drafts to the correct account. Never interpret onboarding completion, partner pairing, or silence as permission to publish private material.</w:t>
-      </w:r>
-    </w:p>
-    <w:p>
-      <w:r>
-        <w:rPr>
-          <w:b/>
-        </w:rPr>
-        <w:t xml:space="preserve">Acceptance. </w:t>
-      </w:r>
-      <w:r>
-        <w:t>A new person can save and retrieve one useful item without the partner being present. Two people can complete one shared action without a facilitator. Time to first usefulness is measured in the cohort, not asserted in marketing.</w:t>
-      </w:r>
-    </w:p>
-    <w:p>
-      <w:pPr>
-        <w:pStyle w:val="Heading2"/>
-      </w:pPr>
-      <w:r>
-        <w:t>Ordinary language is the core interface</w:t>
-      </w:r>
-    </w:p>
-    <w:p>
-      <w:r>
-        <w:t>The classifier uses keyword rules, and the walkthrough source records that “that Greek place” had to become “that Greek restaurant” to route correctly. Build a fixed evaluation set of realistic phrases covering shorthand, typos, ambiguous titles, dates, and multiple intentions. Retain the original text and offer a small correction when uncertain.</w:t>
-      </w:r>
-    </w:p>
-    <w:p>
-      <w:r>
-        <w:rPr>
-          <w:b/>
-        </w:rPr>
-        <w:t xml:space="preserve">Acceptance. </w:t>
-      </w:r>
-      <w:r>
-        <w:t>No dropped clause during a multi intention capture. Ambiguous input can remain a note. Corrections are reversible and preserve privacy. Date interpretations are visible before commitment. Optional model processing follows the existing consent contract.</w:t>
-      </w:r>
-    </w:p>
-    <w:p>
-      <w:pPr>
-        <w:pStyle w:val="Heading2"/>
-      </w:pPr>
-      <w:r>
-        <w:t>Release private importing deliberately</w:t>
-      </w:r>
-    </w:p>
-    <w:p>
-      <w:r>
-        <w:t>The Share Sheet intake already exists, but the project enables it in Debug and disables it in Release. Verify encrypted drafts, account separation, exact revision review, publication, cleanup, and failed upload recovery before enabling it for beta.</w:t>
-      </w:r>
-    </w:p>
-    <w:p>
-      <w:r>
-        <w:rPr>
-          <w:b/>
-        </w:rPr>
-        <w:t xml:space="preserve">Designer. </w:t>
-      </w:r>
-      <w:r>
-        <w:t>Show the original beside the proposed result. Keep sharing scope visible. Distinguish “Saved privately,” “Ready to share,” and “Shared.” Importing a link must not imply that WE read its contents unless that actually happened.</w:t>
-      </w:r>
     </w:p>
     <w:p>
       <w:pPr>
@@ -491,7 +286,7 @@
           <w:rPr>
             <w:color w:val="815634"/>
           </w:rPr>
-          <w:t>Sources: classifier and interpretation</w:t>
+          <w:t>Feature defaults</w:t>
         </w:r>
       </w:hyperlink>
     </w:p>
@@ -504,9 +299,144 @@
           <w:rPr>
             <w:color w:val="815634"/>
           </w:rPr>
-          <w:t>Sources: walkthrough example and release flags</w:t>
+          <w:t>Two device contract tests</w:t>
         </w:r>
       </w:hyperlink>
+    </w:p>
+    <w:p>
+      <w:pPr>
+        <w:pStyle w:val="Subtitle"/>
+        <w:pageBreakBefore/>
+      </w:pPr>
+      <w:r>
+        <w:t>02 / DEVELOPER + DESIGNER • P1</w:t>
+      </w:r>
+    </w:p>
+    <w:p>
+      <w:pPr>
+        <w:pStyle w:val="Heading1"/>
+      </w:pPr>
+      <w:r>
+        <w:t>Make intelligence accountable</w:t>
+      </w:r>
+    </w:p>
+    <w:p>
+      <w:pPr>
+        <w:pStyle w:val="Heading2"/>
+      </w:pPr>
+      <w:r>
+        <w:t>Waiting must mean someone else has the next move</w:t>
+      </w:r>
+    </w:p>
+    <w:p>
+      <w:r>
+        <w:t>Life currently classifies undated call, message, email, booking, and scheduling actions as “Waiting on someone else” from their verb. An unmade call can therefore look like somebody else’s responsibility.</w:t>
+      </w:r>
+    </w:p>
+    <w:p>
+      <w:r>
+        <w:rPr>
+          <w:b/>
+        </w:rPr>
+        <w:t xml:space="preserve">Build. </w:t>
+      </w:r>
+      <w:r>
+        <w:t>Separate an intended outward action from confirmed outreach and awaiting response. Opening another app is not proof of sending or booking. Use supported state and a simple user confirmation where no completion signal exists. Permit correction and reclaiming the action.</w:t>
+      </w:r>
+    </w:p>
+    <w:p>
+      <w:r>
+        <w:rPr>
+          <w:b/>
+        </w:rPr>
+        <w:t xml:space="preserve">Acceptance. </w:t>
+      </w:r>
+      <w:r>
+        <w:t>An unsent “Call the plumber” remains actionable. Cancelling outreach leaves it unchanged. Confirmed outreach can enter Waiting, and a response can move it out. Ownership and visibility are independent fields: assigned to me does not mean private to me.</w:t>
+      </w:r>
+    </w:p>
+    <w:p>
+      <w:pPr>
+        <w:pStyle w:val="Heading2"/>
+      </w:pPr>
+      <w:r>
+        <w:t>Treat expired dates honestly</w:t>
+      </w:r>
+    </w:p>
+    <w:p>
+      <w:r>
+        <w:t>The closesAt rule accepts every date at most seven days away, including arbitrarily old dates. Separately, due dates older than fourteen days become Fading without distinguishing flexible upkeep from fixed commitments.</w:t>
+      </w:r>
+    </w:p>
+    <w:p>
+      <w:r>
+        <w:rPr>
+          <w:b/>
+        </w:rPr>
+        <w:t xml:space="preserve">Build. </w:t>
+      </w:r>
+      <w:r>
+        <w:t>Handle expired windows explicitly. Ask for review of an unresolved hard commitment rather than silently reducing it to a count. Keep dates and retrieval available. Use supported metadata or a user choice to distinguish flexibility; age alone cannot establish that something stopped mattering.</w:t>
+      </w:r>
+    </w:p>
+    <w:p>
+      <w:r>
+        <w:rPr>
+          <w:b/>
+        </w:rPr>
+        <w:t xml:space="preserve">Acceptance. </w:t>
+      </w:r>
+      <w:r>
+        <w:t>Cover an expired closesAt, yesterday, fourteen and fifteen days overdue, and a future commitment. An old closing window never remains This week indefinitely. Fading never means done.</w:t>
+      </w:r>
+    </w:p>
+    <w:p>
+      <w:pPr>
+        <w:pStyle w:val="Heading2"/>
+      </w:pPr>
+      <w:r>
+        <w:t>Make prominence in Us defensible</w:t>
+      </w:r>
+    </w:p>
+    <w:p>
+      <w:r>
+        <w:t>Us says size represents how often something comes up, but size uses rank; equal weights can receive different sizes after alphabetical sorting. Weights mix linked items, evidence, and rhythm occurrences.</w:t>
+      </w:r>
+    </w:p>
+    <w:p>
+      <w:r>
+        <w:rPr>
+          <w:b/>
+        </w:rPr>
+        <w:t xml:space="preserve">Build. </w:t>
+      </w:r>
+      <w:r>
+        <w:t>Give equal supported weights equal emphasis, deduplicate supporting references, and define the prominence rule. Prefer the heading “What keeps coming up.” Let a person inspect the shared records behind a subject through a quiet detail view. Do not turn prominence into a relationship score.</w:t>
+      </w:r>
+    </w:p>
+    <w:p>
+      <w:r>
+        <w:rPr>
+          <w:b/>
+        </w:rPr>
+        <w:t xml:space="preserve">Acceptance. </w:t>
+      </w:r>
+      <w:r>
+        <w:t>Equal evidence gives equal size. Unrelated additions do not arbitrarily resize everything. Every explanation uses accessible shared evidence. No private record is revealed through a word, count, ordering change, or explanation.</w:t>
+      </w:r>
+    </w:p>
+    <w:p>
+      <w:pPr>
+        <w:pStyle w:val="Heading2"/>
+      </w:pPr>
+      <w:r>
+        <w:t>Upgrade capture through correction, not extra forms</w:t>
+      </w:r>
+    </w:p>
+    <w:p>
+      <w:r>
+        <w:t>Evaluate real phrases, shorthand, typos, dates, and multiple intentions. The existing restaurant example was chosen to suit keyword routing; realistic ambiguity must also be tested. Preserve the original input, allow uncertain text to remain a note, and make the proposed destination and interpreted date editable. Use model processing only within the existing consent boundary.</w:t>
+      </w:r>
     </w:p>
     <w:p>
       <w:pPr>
@@ -517,116 +447,9 @@
           <w:rPr>
             <w:color w:val="815634"/>
           </w:rPr>
-          <w:t>Release build configuration</w:t>
+          <w:t>Life classification rules</w:t>
         </w:r>
       </w:hyperlink>
-    </w:p>
-    <w:p>
-      <w:pPr>
-        <w:pStyle w:val="Subtitle"/>
-        <w:pageBreakBefore/>
-      </w:pPr>
-      <w:r>
-        <w:t>04  /  DEVELOPER RELEASE GATES</w:t>
-      </w:r>
-    </w:p>
-    <w:p>
-      <w:pPr>
-        <w:pStyle w:val="Heading1"/>
-      </w:pPr>
-      <w:r>
-        <w:t>Create one trustworthy release</w:t>
-      </w:r>
-    </w:p>
-    <w:p>
-      <w:pPr>
-        <w:pStyle w:val="Heading2"/>
-      </w:pPr>
-      <w:r>
-        <w:t>R1 · Establish the candidate</w:t>
-      </w:r>
-    </w:p>
-    <w:p>
-      <w:r>
-        <w:t>Reconcile Field product work with compatible September repairs and the intended onboarding. Compare the candidate migrations with the connected database before applying anything. Do not blindly merge historical migration sequences or restore deleted screens. Record commit, build number, schema versions, feature flags, and backend in release notes.</w:t>
-      </w:r>
-    </w:p>
-    <w:p>
-      <w:r>
-        <w:rPr>
-          <w:b/>
-        </w:rPr>
-        <w:t xml:space="preserve">Evidence. </w:t>
-      </w:r>
-      <w:r>
-        <w:t>Main remains f4322f7. The branch API reports it unprotected with required status checks off. The earlier repository Actions query returned zero runs. This does not prove tests were never run elsewhere; request the actual build and test evidence.</w:t>
-      </w:r>
-    </w:p>
-    <w:p>
-      <w:pPr>
-        <w:pStyle w:val="Heading2"/>
-      </w:pPr>
-      <w:r>
-        <w:t>R2 · Restore executable database checks</w:t>
-      </w:r>
-    </w:p>
-    <w:p>
-      <w:r>
-        <w:t>Field still includes the three argument like() assertions addressed on the repair branch. Integrate the corrected assertions and compatible write boundary fixes, then execute the suites. Count assertion failures as well as process errors. Make the candidate reproduce from a clean database and a supported upgrade path.</w:t>
-      </w:r>
-    </w:p>
-    <w:p>
-      <w:r>
-        <w:t>The connected database still had the defective legacy plans trigger during the prior inspection. Field uses newer tables for much of its experience, so trace reachability before assigning user impact. Repair a reachable path or retire it explicitly. Do not describe every current planning feature as broken.</w:t>
-      </w:r>
-    </w:p>
-    <w:p>
-      <w:pPr>
-        <w:pStyle w:val="Heading2"/>
-      </w:pPr>
-      <w:r>
-        <w:t>R3 · Prove the two person contract</w:t>
-      </w:r>
-    </w:p>
-    <w:p>
-      <w:r>
-        <w:t>Use isolated test accounts for Partner A, Partner B, and an outsider. Verify invitation expiry and reuse, private capture, correction, explicit sharing, mutual decision, decline, withdrawal, departure, sign out, and account switching. Exercise interrupted writes, restart, retry, and simultaneous actions.</w:t>
-      </w:r>
-    </w:p>
-    <w:p>
-      <w:r>
-        <w:rPr>
-          <w:b/>
-        </w:rPr>
-        <w:t xml:space="preserve">Acceptance. </w:t>
-      </w:r>
-      <w:r>
-        <w:t>No cross account data, duplicate mutation, unintended publication, or resurrection of withdrawn material. Private rejection remains private. Successful retry creates one intended result. Both devices converge after reconnection.</w:t>
-      </w:r>
-    </w:p>
-    <w:p>
-      <w:pPr>
-        <w:pStyle w:val="Heading2"/>
-      </w:pPr>
-      <w:r>
-        <w:t>R4 · Validate the distributed product</w:t>
-      </w:r>
-    </w:p>
-    <w:p>
-      <w:r>
-        <w:t>Test the signed Release archive installed outside Xcode. Verify packaged configuration, enabled capabilities, extensions, privacy text, callbacks, and support destination. Require successful schema/privacy, native build/unit, and critical UI checks on the candidate. Keep broader jobs isolated from production.</w:t>
-      </w:r>
-    </w:p>
-    <w:p>
-      <w:r>
-        <w:rPr>
-          <w:b/>
-        </w:rPr>
-        <w:t xml:space="preserve">Security follow up. </w:t>
-      </w:r>
-      <w:r>
-        <w:t>Review advisory findings individually. The previous backend inspection found privileged callable function warnings and disabled leaked password protection. Function visibility is not itself proof of an exploit. Verify intended access and authorization before changing grants.</w:t>
-      </w:r>
     </w:p>
     <w:p>
       <w:pPr>
@@ -637,7 +460,7 @@
           <w:rPr>
             <w:color w:val="815634"/>
           </w:rPr>
-          <w:t>Source: repair branch</w:t>
+          <w:t>Us weighting and rendering</w:t>
         </w:r>
       </w:hyperlink>
     </w:p>
@@ -650,7 +473,7 @@
           <w:rPr>
             <w:color w:val="815634"/>
           </w:rPr>
-          <w:t>Source: QA contracts</w:t>
+          <w:t>Walkthrough examples and classifier coupling</w:t>
         </w:r>
       </w:hyperlink>
     </w:p>
@@ -660,7 +483,7 @@
         <w:pageBreakBefore/>
       </w:pPr>
       <w:r>
-        <w:t>05  /  EXPERIENCE INTEGRITY</w:t>
+        <w:t>03 / DESIGNER • UI &amp; UX • P1</w:t>
       </w:r>
     </w:p>
     <w:p>
@@ -668,7 +491,7 @@
         <w:pStyle w:val="Heading1"/>
       </w:pPr>
       <w:r>
-        <w:t>Finish the promises already visible</w:t>
+        <w:t>Give every space a clear job</w:t>
       </w:r>
     </w:p>
     <w:p>
@@ -676,22 +499,17 @@
         <w:pStyle w:val="Heading2"/>
       </w:pPr>
       <w:r>
-        <w:t>History and supporting evidence</w:t>
+        <w:t>Today • decide, capture, leave</w:t>
       </w:r>
     </w:p>
     <w:p>
       <w:r>
-        <w:t>Field backend loading currently supplies empty Anchors, Threads, and Seasons. Weekly synthesis always returns nil. Either complete the relevant storage, loading, and display path or remove the unavailable promise from the beta experience. Do not populate production with demonstration history.</w:t>
+        <w:t>Give one useful decision the largest type, followed by one short reason and one concrete action. Replace vague labels when the destination changes the decision: “Review grocery message” is clearer than “Send it.” Retire redundant counts, headings, and repeated explanations. A genuinely clear day should feel complete.</w:t>
       </w:r>
     </w:p>
     <w:p>
       <w:r>
-        <w:t>For this beta, favor one small weekly reflection based only on shared records: what resolved, what changed, and what remains open. Let people inspect the underlying items. Do not infer relationship quality or financial progress from missing information.</w:t>
-      </w:r>
-    </w:p>
-    <w:p>
-      <w:r>
-        <w:t>Shared journey source resolution cannot currently resolve every originating question, rhythm, or shared item. Complete the supported types and distinguish an unsupported implementation from legitimately unavailable evidence. An explanation must not reveal that a private record exists.</w:t>
+        <w:t>Create a quiet “What is on your mind?” entry above navigation that opens a focused composition surface. Keep it within reach when the hero is long. The composition shows scope, a draft, and a clear save action. Successful capture settles into a brief receipt with destination, actual save status, visibility, and correction access. Do not show success while persistence is unconfirmed.</w:t>
       </w:r>
     </w:p>
     <w:p>
@@ -699,17 +517,12 @@
         <w:pStyle w:val="Heading2"/>
       </w:pPr>
       <w:r>
-        <w:t>Notifications and the widget</w:t>
+        <w:t>Life • reveal what needs attention</w:t>
       </w:r>
     </w:p>
     <w:p>
       <w:r>
-        <w:t>The local daily notification uses the moment headline and reasoning. Default to neutral copy with an explicit preference for detailed previews. Test a partner completing or withdrawing an item while the other phone stays closed. Local scheduling cannot guarantee that the closed phone has current partner state.</w:t>
-      </w:r>
-    </w:p>
-    <w:p>
-      <w:r>
-        <w:t>The saved widget reference says “Something opened for both of you.” Keep that neutral tone. Verify exactly when the mutual condition is satisfied, when it expires, and how stale snapshots are removed. Never expose a private readiness tap, mood, or draft through color, brightness, animation, or wording.</w:t>
+        <w:t>Preserve the new bands and sparse list. Use full rows for current obligations, tighter rows for waiting, and compressed subjects for lower pressure material. Dates and ownership must survive compression. Test zero, one, five, six, and many items so the adaptive transition does not make something feel lost. Categories remain useful inside retrieval, not as the dominant page structure.</w:t>
       </w:r>
     </w:p>
     <w:p>
@@ -717,17 +530,38 @@
         <w:pStyle w:val="Heading2"/>
       </w:pPr>
       <w:r>
-        <w:t>State language and user control</w:t>
+        <w:t>Us • notice, then choose</w:t>
       </w:r>
     </w:p>
     <w:p>
       <w:r>
-        <w:t>Use calm, factual distinctions: saved on this device, waiting to sync, saved privately, shared, and unavailable. A failed sync must not look like an empty relationship. Reserve “Nothing needs you” for a state WE can support with current information.</w:t>
+        <w:t>At rest, preserve the spatial subject field. During a decision, show the question or agreed direction first. Keep shared evidence behind “Why this?” and disclose the scope of any action before approval. Design private answer, held, proposal, active, failure, and unavailable states. Never invent an explanation just to fill the screen.</w:t>
+      </w:r>
+    </w:p>
+    <w:p>
+      <w:pPr>
+        <w:pStyle w:val="Heading2"/>
+      </w:pPr>
+      <w:r>
+        <w:t>Yours and Account • make access ordinary</w:t>
       </w:r>
     </w:p>
     <w:p>
       <w:r>
-        <w:t>Let people mute or retire irrelevant suggestions without explaining themselves. Keep deferred tasks distinct from consent declines. A practical reminder can have a chosen return date; a private “not now” must not become partner visible pressure.</w:t>
+        <w:t>Provide a stable, visible text route to Yours and Account. Keep the current WE mark gestures as shortcuts. Today’s sighted mark tap opens Yours while its default accessibility action returns home; align the behavior or explain the distinction clearly. Keep Search and Calendar visible even though Life has gesture and repeat tap shortcuts.</w:t>
+      </w:r>
+    </w:p>
+    <w:p>
+      <w:pPr>
+        <w:pStyle w:val="Heading2"/>
+      </w:pPr>
+      <w:r>
+        <w:t>Visual contract</w:t>
+      </w:r>
+    </w:p>
+    <w:p>
+      <w:r>
+        <w:t>Keep Newsreader for human meaning and DM Sans for concise labels. Preserve the warm dark ground and the improved ink floor. Avoid tiny uppercase text for long explanations or consequential actions. Use spacing and composition to reduce emphasis rather than fading essential words. Personal color never substitutes for an accessible name or a privacy label.</w:t>
       </w:r>
     </w:p>
     <w:p>
@@ -735,10 +569,10 @@
         <w:rPr>
           <w:b/>
         </w:rPr>
-        <w:t xml:space="preserve">Designer acceptance. </w:t>
+        <w:t xml:space="preserve">Acceptance. </w:t>
       </w:r>
       <w:r>
-        <w:t>Provide error, offline, empty, long text, disabled, processing, and success variants for every delivered flow. Repeated color ownership cues must also carry accessible names. Do not use personal hue alone to distinguish private from shared.</w:t>
+        <w:t>On the smallest supported phone at default text size, the standard primary action is immediately visible. At large text sizes, content reflows and remains reachable. The final control scrolls above navigation and keyboard. A first time tester finds Yours, Account, Calendar, and Search without coaching.</w:t>
       </w:r>
     </w:p>
     <w:p>
@@ -750,7 +584,7 @@
           <w:rPr>
             <w:color w:val="815634"/>
           </w:rPr>
-          <w:t>Sources: loading and weekly synthesis</w:t>
+          <w:t>Today composition</w:t>
         </w:r>
       </w:hyperlink>
     </w:p>
@@ -763,7 +597,7 @@
           <w:rPr>
             <w:color w:val="815634"/>
           </w:rPr>
-          <w:t>Source: incomplete source resolution</w:t>
+          <w:t>Navigation implementation</w:t>
         </w:r>
       </w:hyperlink>
     </w:p>
@@ -776,7 +610,7 @@
           <w:rPr>
             <w:color w:val="815634"/>
           </w:rPr>
-          <w:t>Source: daily notification scheduling</w:t>
+          <w:t>Current typography and clearance</w:t>
         </w:r>
       </w:hyperlink>
     </w:p>
@@ -786,7 +620,7 @@
         <w:pageBreakBefore/>
       </w:pPr>
       <w:r>
-        <w:t>06  /  INNOVATION AFTER THE CORE</w:t>
+        <w:t>04 / WALKTHROUGH • DEVELOPER + DESIGNER • P1</w:t>
       </w:r>
     </w:p>
     <w:p>
@@ -794,7 +628,7 @@
         <w:pStyle w:val="Heading1"/>
       </w:pPr>
       <w:r>
-        <w:t>Two directions worth owning</w:t>
+        <w:t>Teach the app through one useful result</w:t>
       </w:r>
     </w:p>
     <w:p>
@@ -802,12 +636,12 @@
         <w:pStyle w:val="Heading2"/>
       </w:pPr>
       <w:r>
-        <w:t>Make room · the next practical experiment</w:t>
+        <w:t>Keep the three screen introduction</w:t>
       </w:r>
     </w:p>
     <w:p>
       <w:r>
-        <w:t>A person privately chooses “I have less room today.” WE proposes one adjustment using permitted information: move a flexible item, simplify a plan, or offer a handoff. The person edits and confirms the exact proposal before anything crosses to their partner.</w:t>
+        <w:t>The existing walkthrough plays on the first signed out launch, can be skipped, and replays from Account through “See how WE works.” Its three examples use real rules with sample data: Today files a restaurant thought; Life holds a visit and related gift; Us turns repeated Japan mentions into a possible question. It does not save a first real item.</w:t>
       </w:r>
     </w:p>
     <w:p>
@@ -815,10 +649,10 @@
         <w:rPr>
           <w:b/>
         </w:rPr>
-        <w:t xml:space="preserve">Designer. </w:t>
+        <w:t xml:space="preserve">Today copy. </w:t>
       </w:r>
       <w:r>
-        <w:t>Use a compact private sheet with a chosen time window. Show one proposed change, its consequence, and Keep as is. Completion should visibly remove a burden. Do not turn capacity into a gauge, score, shared aura change, or performance comparison.</w:t>
+        <w:t>“Put the thought here. WE helps you find it again.” Show the input becoming a destination and an editable receipt. Explicitly label the example as a demonstration.</w:t>
       </w:r>
     </w:p>
     <w:p>
@@ -826,10 +660,10 @@
         <w:rPr>
           <w:b/>
         </w:rPr>
-        <w:t xml:space="preserve">Developer. </w:t>
+        <w:t xml:space="preserve">Life copy. </w:t>
       </w:r>
       <w:r>
-        <w:t>Store capacity privately with an expiry. Evaluate only permitted inputs. Never move an external calendar event or assign a partner silently. Handoffs require acceptance; pending handoffs retain the current owner. Preserve a reversible action history.</w:t>
+        <w:t>“See what needs you, and what can wait.” Replace the category led demonstration with the actual pressure bands. Use confirmed state for any Waiting example; show where lower pressure items remain retrievable.</w:t>
       </w:r>
     </w:p>
     <w:p>
@@ -837,10 +671,10 @@
         <w:rPr>
           <w:b/>
         </w:rPr>
-        <w:t xml:space="preserve">Success. </w:t>
+        <w:t xml:space="preserve">Us copy. </w:t>
       </w:r>
       <w:r>
-        <w:t>The person reports that one thing became easier. If the result merely creates another task or another discussion, revise the feature. This is an extension of existing coordination, not a prerequisite for the first cohort.</w:t>
+        <w:t>“Make room for what matters to both of you.” Demonstrate the difference between a private answer, a proposed direction, and mutual approval. Show only the flow enabled in Release. Until that flow is enabled, teach the supported live alternative.</w:t>
       </w:r>
     </w:p>
     <w:p>
@@ -848,12 +682,12 @@
         <w:pStyle w:val="Heading2"/>
       </w:pPr>
       <w:r>
-        <w:t>Rehearse a life change · an experimental direction</w:t>
+        <w:t>Then offer: Try it with your life</w:t>
       </w:r>
     </w:p>
     <w:p>
       <w:r>
-        <w:t>Inside a shared journey, explore an alternative such as moving together or changing a weekly routine. WE assembles a temporary scenario from explicitly shared facts and assumptions. The couple sees what would change before either person commits.</w:t>
+        <w:t>After authentication and when the intended storage destination is available, offer an optional guided first save. Do not require a partner to complete a private save. If the shared destination requires pairing, explain that and offer the personal route. Keep Skip and replay available. The walkthrough demonstrates before signup; the guided action uses real storage afterward.</w:t>
       </w:r>
     </w:p>
     <w:p>
@@ -861,10 +695,10 @@
         <w:rPr>
           <w:b/>
         </w:rPr>
-        <w:t xml:space="preserve">Designer. </w:t>
+        <w:t xml:space="preserve">First • capture. </w:t>
       </w:r>
       <w:r>
-        <w:t>Use a calm Current and Possible comparison with concrete changes. Keep assumptions visible. A proposal should feel editable and provisional. Avoid a relationship simulation score or predictions about either person’s emotions.</w:t>
+        <w:t>Offer “Something to remember,” “Something coming up,” or a blank input. These are optional prompts, not mandatory categories. State who can see the destination before saving. Never imply that all Today input is private.</w:t>
       </w:r>
     </w:p>
     <w:p>
@@ -872,10 +706,10 @@
         <w:rPr>
           <w:b/>
         </w:rPr>
-        <w:t xml:space="preserve">Developer. </w:t>
+        <w:t xml:space="preserve">Second • verify. </w:t>
       </w:r>
       <w:r>
-        <w:t>Create a scenario that references the original records without changing them. Label generated assumptions and preserve provenance. Before applying, revalidate against current records, show the exact change set, and obtain the required approvals. An expired approval cannot authorize a revised scenario.</w:t>
+        <w:t>Show what was saved, where it went, the interpreted date if any, and whether it is saved locally or synchronized. Let the person correct the filing or undo the save. Keep the original wording available.</w:t>
       </w:r>
     </w:p>
     <w:p>
@@ -883,10 +717,21 @@
         <w:rPr>
           <w:b/>
         </w:rPr>
-        <w:t xml:space="preserve">Success. </w:t>
+        <w:t xml:space="preserve">Third • retrieve. </w:t>
       </w:r>
       <w:r>
-        <w:t>A couple can explore and discard a possibility without creating obligations. The experiment earns expansion only if it helps people reach a decision they would otherwise postpone.</w:t>
+        <w:t>Open the actual saved item in its destination. Teach one return route. The person should finish knowing how to find their own thought, not just how to advance tutorial slides.</w:t>
+      </w:r>
+    </w:p>
+    <w:p>
+      <w:r>
+        <w:rPr>
+          <w:b/>
+        </w:rPr>
+        <w:t xml:space="preserve">Fourth • share when relevant. </w:t>
+      </w:r>
+      <w:r>
+        <w:t>Introduce partner participation at the first shared action. Preview exactly what crosses the boundary and require the appropriate approval. Completing onboarding or pairing is never blanket sharing consent.</w:t>
       </w:r>
     </w:p>
     <w:p>
@@ -894,105 +739,17 @@
         <w:pStyle w:val="Heading2"/>
       </w:pPr>
       <w:r>
-        <w:t>Visual inspiration to carry forward</w:t>
+        <w:t>Implementation and design acceptance</w:t>
       </w:r>
     </w:p>
     <w:p>
       <w:r>
-        <w:t>Use space and emphasis to show progress: an unresolved action is prominent; a resolved one recedes into a brief receipt; the shared direction becomes the visual anchor. Keep the atmosphere stable. Relationship activity must never become an ambient signal that leaks one person’s private state.</w:t>
-      </w:r>
-    </w:p>
-    <w:p>
-      <w:pPr>
-        <w:pStyle w:val="Subtitle"/>
-        <w:pageBreakBefore/>
-      </w:pPr>
-      <w:r>
-        <w:t>07  /  TEAM HANDOFF</w:t>
-      </w:r>
-    </w:p>
-    <w:p>
-      <w:pPr>
-        <w:pStyle w:val="Heading1"/>
-      </w:pPr>
-      <w:r>
-        <w:t>Delivery order and definition of done</w:t>
-      </w:r>
-    </w:p>
-    <w:p>
-      <w:pPr>
-        <w:pStyle w:val="Heading2"/>
-      </w:pPr>
-      <w:r>
-        <w:t>First delivery · establish what ships</w:t>
+        <w:t>Use the existing Walkthrough module and real save, correction, and retrieval paths. Keep demonstration data isolated. Resume a partially completed guided flow without duplicate saves; do not reopen it every launch. Track teaching completion without recording private text. Explain Yours at first entry, Waiting at first valid handoff, and mutual approval at the first decision.</w:t>
       </w:r>
     </w:p>
     <w:p>
       <w:r>
-        <w:t>Developer supplies the reconciled candidate and build inventory. Designer supplies a state map keyed to its feature flags. Capture fresh Today, Life, current Us, Yours, Account, onboarding, capture review, and share review screens. Include small and large phones and the largest supported text sizes.</w:t>
-      </w:r>
-    </w:p>
-    <w:p>
-      <w:pPr>
-        <w:pStyle w:val="Heading2"/>
-      </w:pPr>
-      <w:r>
-        <w:t>Second delivery · remove friction</w:t>
-      </w:r>
-    </w:p>
-    <w:p>
-      <w:r>
-        <w:t>Implement navigation and bottom clearance, readable text tokens, compact Life categories, concrete action labels, and the first useful capture. Verify source based explanations and release importing. Update the README and onboarding copy so they describe the actual candidate.</w:t>
-      </w:r>
-    </w:p>
-    <w:p>
-      <w:pPr>
-        <w:pStyle w:val="Heading2"/>
-      </w:pPr>
-      <w:r>
-        <w:t>Third delivery · observe five couples</w:t>
-      </w:r>
-    </w:p>
-    <w:p>
-      <w:r>
-        <w:t>Run two weeks with five couples. Include uneven enthusiasm, separate homes, busy schedules, and at least one accessibility or small screen stress case. Use the existing feedback tool. Do not add surveillance or private content logging to make evaluation easier.</w:t>
-      </w:r>
-    </w:p>
-    <w:p>
-      <w:r>
-        <w:t>Ask each partner separately: What did WE take off your mind? What did you have to correct? What felt like work? Could you tell what was private? Did you ever feel nudged by your partner through the app? Capture the specific event and result with their permission.</w:t>
-      </w:r>
-    </w:p>
-    <w:p>
-      <w:r>
-        <w:rPr>
-          <w:b/>
-        </w:rPr>
-        <w:t xml:space="preserve">Proposed usability gate. </w:t>
-      </w:r>
-      <w:r>
-        <w:t>At least four of five couples complete the first shared action without coaching. Every participant can find Account and explain the privacy of a saved item. Any unintended disclosure or persistent data loss stops expansion regardless of aggregate scores.</w:t>
-      </w:r>
-    </w:p>
-    <w:p>
-      <w:pPr>
-        <w:pStyle w:val="Heading2"/>
-      </w:pPr>
-      <w:r>
-        <w:t>Required Xcode and device verification</w:t>
-      </w:r>
-    </w:p>
-    <w:p>
-      <w:r>
-        <w:t>Confirm the active project, branch, scheme, build configuration, feature flags, OS, and device. Inspect actual controls with VoiceOver. Check keyboard interactions, one handed reach, device rotation where supported, backgrounds, app switching, offline restart, and both partners changing state. Screenshots alone cannot establish these behaviors.</w:t>
-      </w:r>
-    </w:p>
-    <w:p>
-      <w:pPr>
-        <w:pStyle w:val="Heading2"/>
-      </w:pPr>
-      <w:r>
-        <w:t>Source register</w:t>
+        <w:t>Provide default, skipped, resumed, offline, failed save, correction, solo, and paired variants. A tester can save and retrieve one real item and correctly state who can see it. All steps work with VoiceOver and Reduce Motion. Avoid layering a long tutorial on top of the existing arrival ceremony.</w:t>
       </w:r>
     </w:p>
     <w:p>
@@ -1004,9 +761,128 @@
           <w:rPr>
             <w:color w:val="815634"/>
           </w:rPr>
-          <w:t>Field product and saved reference images · 68ba1ac</w:t>
+          <w:t>Existing walkthrough and replay behavior</w:t>
         </w:r>
       </w:hyperlink>
+    </w:p>
+    <w:p>
+      <w:pPr>
+        <w:pStyle w:val="Caption"/>
+      </w:pPr>
+      <w:hyperlink r:id="rId18">
+        <w:r>
+          <w:rPr>
+            <w:color w:val="815634"/>
+          </w:rPr>
+          <w:t>Existing three journeys</w:t>
+        </w:r>
+      </w:hyperlink>
+    </w:p>
+    <w:p>
+      <w:pPr>
+        <w:pStyle w:val="Subtitle"/>
+        <w:pageBreakBefore/>
+      </w:pPr>
+      <w:r>
+        <w:t>05 / iOS ENGINEERING + INTERACTION • P0 / P1</w:t>
+      </w:r>
+    </w:p>
+    <w:p>
+      <w:pPr>
+        <w:pStyle w:val="Heading1"/>
+      </w:pPr>
+      <w:r>
+        <w:t>Make the experience native and dependable</w:t>
+      </w:r>
+    </w:p>
+    <w:p>
+      <w:pPr>
+        <w:pStyle w:val="Heading2"/>
+      </w:pPr>
+      <w:r>
+        <w:t>Lifecycle, persistence, and recovery</w:t>
+      </w:r>
+    </w:p>
+    <w:p>
+      <w:r>
+        <w:t>Keep drafts scoped to the correct account. Recover after backgrounding, termination, network loss, and expired authentication. Give pending writes stable identities so retry cannot duplicate them. Verify partner changes while this phone is closed, and reload authoritative state on return. Distinguish loading, genuinely empty, waiting to sync, and failed to load.</w:t>
+      </w:r>
+    </w:p>
+    <w:p>
+      <w:r>
+        <w:rPr>
+          <w:b/>
+        </w:rPr>
+        <w:t xml:space="preserve">Interaction contract. </w:t>
+      </w:r>
+      <w:r>
+        <w:t>Keyboard return behavior, focus, scrolling, and sheet dismissal must be consistent. Dismissing a draft must preserve it or ask before discarding meaningful work. Use native text selection and editing. Keep ordinary settings readable without ceremonial transitions.</w:t>
+      </w:r>
+    </w:p>
+    <w:p>
+      <w:pPr>
+        <w:pStyle w:val="Heading2"/>
+      </w:pPr>
+      <w:r>
+        <w:t>Accessibility and motion</w:t>
+      </w:r>
+    </w:p>
+    <w:p>
+      <w:r>
+        <w:t>Validate the existing Dynamic Type implementation with long names and long titles. Measure navigation clearance from the rendered layout where practical instead of relying solely on text size specific padding. Give controls semantic labels, unique test identifiers, and meaningful reading order. Test VoiceOver default activation and custom actions on a device.</w:t>
+      </w:r>
+    </w:p>
+    <w:p>
+      <w:r>
+        <w:t>Keep gestures optional. Use restrained haptics to confirm an explicit action, never as the only confirmation. Respect Reduce Motion for pigments, crossings, and ceremonies. Stop decorative animation when the app is inactive. Measure launch, scrolling, typing, and background energy on the oldest supported device; set a candidate baseline before imposing numeric performance targets.</w:t>
+      </w:r>
+    </w:p>
+    <w:p>
+      <w:pPr>
+        <w:pStyle w:val="Heading2"/>
+      </w:pPr>
+      <w:r>
+        <w:t>Notifications and widget</w:t>
+      </w:r>
+    </w:p>
+    <w:p>
+      <w:r>
+        <w:t>Reconcile the local daily notification’s statement and detail with the new arrival worker’s neutral copy contract. Prefer neutral previews by default, with explicit user choice for detail. A local schedule can become stale while the other partner changes state. Test that case, and avoid promises the closed phone cannot support.</w:t>
+      </w:r>
+    </w:p>
+    <w:p>
+      <w:r>
+        <w:t>The arrival worker exists, but the committed entitlement has no active aps environment. Complete signing, token registration, APNs environment, and worker verification or ship without push. Its no retry policy means notification delivery is not guaranteed. The app must remain understandable without it.</w:t>
+      </w:r>
+    </w:p>
+    <w:p>
+      <w:r>
+        <w:t>The widget should offer one useful entry point with neutral copy and current state. Never encode a private mood, answer, readiness tap, or draft in color or wording. Test stale snapshots, sign out, and relationship departure. Keep the private intake storage boundary intact.</w:t>
+      </w:r>
+    </w:p>
+    <w:p>
+      <w:pPr>
+        <w:pStyle w:val="Heading2"/>
+      </w:pPr>
+      <w:r>
+        <w:t>Importing and distribution</w:t>
+      </w:r>
+    </w:p>
+    <w:p>
+      <w:r>
+        <w:t>If Share Sheet importing enters this cohort, verify the Release extension, account vault isolation, encrypted drafts, cleanup, exact revision review, and failed upload recovery together. Treat links and images according to the existing explicit release contract. Link capture does not prove that WE read the link’s contents.</w:t>
+      </w:r>
+    </w:p>
+    <w:p>
+      <w:r>
+        <w:rPr>
+          <w:b/>
+        </w:rPr>
+        <w:t xml:space="preserve">Release acceptance. </w:t>
+      </w:r>
+      <w:r>
+        <w:t>Install the signed archive on two devices. Verify deep links and authentication callbacks, denied notification permission, fresh install, upgrade, and support access. Check current dependency and platform advisories; upgrade only for a verified fix or required compatibility, with migration evidence. No speculative framework rewrite belongs in this beta.</w:t>
+      </w:r>
     </w:p>
     <w:p>
       <w:pPr>
@@ -1017,9 +893,168 @@
           <w:rPr>
             <w:color w:val="815634"/>
           </w:rPr>
-          <w:t>Main product · f4322f7</w:t>
+          <w:t>Arrival notification deployment</w:t>
         </w:r>
       </w:hyperlink>
+    </w:p>
+    <w:p>
+      <w:pPr>
+        <w:pStyle w:val="Caption"/>
+      </w:pPr>
+      <w:hyperlink r:id="rId14">
+        <w:r>
+          <w:rPr>
+            <w:color w:val="815634"/>
+          </w:rPr>
+          <w:t>Private intake feature boundary</w:t>
+        </w:r>
+      </w:hyperlink>
+    </w:p>
+    <w:p>
+      <w:pPr>
+        <w:pStyle w:val="Subtitle"/>
+        <w:pageBreakBefore/>
+      </w:pPr>
+      <w:r>
+        <w:t>06 / PRODUCT UPGRADES • P2 / P3</w:t>
+      </w:r>
+    </w:p>
+    <w:p>
+      <w:pPr>
+        <w:pStyle w:val="Heading1"/>
+      </w:pPr>
+      <w:r>
+        <w:t>Build distinction into behavior</w:t>
+      </w:r>
+    </w:p>
+    <w:p>
+      <w:pPr>
+        <w:pStyle w:val="Heading2"/>
+      </w:pPr>
+      <w:r>
+        <w:t>Strongest upgrade • earned restraint</w:t>
+      </w:r>
+    </w:p>
+    <w:p>
+      <w:r>
+        <w:t>WE should become more selective as it earns trust. At first, a receipt explains the destination and offers correction. After reliable use, it compresses to a short confirmation with the same correction access. When the behavior changes, confidence falls, or consequences increase, explanation returns.</w:t>
+      </w:r>
+    </w:p>
+    <w:p>
+      <w:r>
+        <w:rPr>
+          <w:b/>
+        </w:rPr>
+        <w:t xml:space="preserve">Developer. </w:t>
+      </w:r>
+      <w:r>
+        <w:t>Use the existing teaching and adaptation seams. Define eligibility using observed corrections and supported evidence; silence alone is not proof that the result was right. Private learning stays private. Shared changes require shared evidence. Make learned behavior inspectable and resettable.</w:t>
+      </w:r>
+    </w:p>
+    <w:p>
+      <w:r>
+        <w:rPr>
+          <w:b/>
+        </w:rPr>
+        <w:t xml:space="preserve">Designer. </w:t>
+      </w:r>
+      <w:r>
+        <w:t>Deliver the same capture at first use and after reliable use, rendered from actual adaptation state. Confirmation, navigation, privacy scope, and access to reasoning remain stable. Let resolved actions recede into concise history instead of leaving celebration cards behind.</w:t>
+      </w:r>
+    </w:p>
+    <w:p>
+      <w:r>
+        <w:rPr>
+          <w:b/>
+        </w:rPr>
+        <w:t xml:space="preserve">Success. </w:t>
+      </w:r>
+      <w:r>
+        <w:t>People report less explanation to read without losing confidence that their input landed. Correction and retrieval remain easy. This belongs in beta as a narrow experiment, not a promise that the interface understands the relationship.</w:t>
+      </w:r>
+    </w:p>
+    <w:p>
+      <w:pPr>
+        <w:pStyle w:val="Heading2"/>
+      </w:pPr>
+      <w:r>
+        <w:t>Experimental • mutual stillness</w:t>
+      </w:r>
+    </w:p>
+    <w:p>
+      <w:r>
+        <w:t>One person proposes a shared quiet interval. The other explicitly agrees. Both enter the existing stillness visual with a shared field, and either can leave. Personal quiet remains independently available. An unanswered or declined proposal must reveal no private reason and must not become a reminder campaign.</w:t>
+      </w:r>
+    </w:p>
+    <w:p>
+      <w:r>
+        <w:rPr>
+          <w:b/>
+        </w:rPr>
+        <w:t xml:space="preserve">Mechanism. </w:t>
+      </w:r>
+      <w:r>
+        <w:t>Define which prompts pause and how current obligations remain accessible. On return, recompute what is relevant now instead of displaying a backlog counter. Do not infer stillness from location, proximity, or a partner’s activity. Show an agreed duration and an obvious exit.</w:t>
+      </w:r>
+    </w:p>
+    <w:p>
+      <w:r>
+        <w:rPr>
+          <w:b/>
+        </w:rPr>
+        <w:t xml:space="preserve">Success. </w:t>
+      </w:r>
+      <w:r>
+        <w:t>The couple feels free to put WE down and can return without catch up work. Test consent, expiry, offline disagreement, and one person leaving before expanding beyond a prototype.</w:t>
+      </w:r>
+    </w:p>
+    <w:p>
+      <w:pPr>
+        <w:pStyle w:val="Heading2"/>
+      </w:pPr>
+      <w:r>
+        <w:t>Experimental • Make room</w:t>
+      </w:r>
+    </w:p>
+    <w:p>
+      <w:r>
+        <w:t>A person privately chooses “I have less room today.” WE offers one feasible adjustment from permitted information: simplify a plan, move a flexible item, or propose a handoff. The person reviews the exact consequence before anything is shared. The partner sees an actionable proposal, never a capacity score.</w:t>
+      </w:r>
+    </w:p>
+    <w:p>
+      <w:r>
+        <w:rPr>
+          <w:b/>
+        </w:rPr>
+        <w:t xml:space="preserve">Mechanism. </w:t>
+      </w:r>
+      <w:r>
+        <w:t>Keep the capacity input private and temporary. Preserve hard commitments. A proposed handoff does not change ownership until accepted. External events move only through an explicit supported action. Explain why this adjustment is eligible and offer Keep as is.</w:t>
+      </w:r>
+    </w:p>
+    <w:p>
+      <w:r>
+        <w:rPr>
+          <w:b/>
+        </w:rPr>
+        <w:t xml:space="preserve">Success. </w:t>
+      </w:r>
+      <w:r>
+        <w:t>One thing becomes easier without creating another negotiation. Use observed beta friction to choose the first supported adjustment. Defer broader life simulation until WE’s ordinary state model is trustworthy.</w:t>
+      </w:r>
+    </w:p>
+    <w:p>
+      <w:pPr>
+        <w:pStyle w:val="Heading2"/>
+      </w:pPr>
+      <w:r>
+        <w:t>Do not expand merely to fill the interface</w:t>
+      </w:r>
+    </w:p>
+    <w:p>
+      <w:r>
+        <w:t>Anchors, Threads, and Seasons still load empty from the Field backend, and weekly synthesis returns nil. Keep unsupported history outside beta promises. Finish one small shared record of what was resolved only if it materially helps retrieval or the cohort’s evaluation.</w:t>
+      </w:r>
     </w:p>
     <w:p>
       <w:pPr>
@@ -1030,7 +1065,7 @@
           <w:rPr>
             <w:color w:val="815634"/>
           </w:rPr>
-          <w:t>Navigation and account access</w:t>
+          <w:t>Existing adaptation implementation</w:t>
         </w:r>
       </w:hyperlink>
     </w:p>
@@ -1043,29 +1078,156 @@
           <w:rPr>
             <w:color w:val="815634"/>
           </w:rPr>
-          <w:t>Current Us rollout and states</w:t>
+          <w:t>Existing stillness surface</w:t>
         </w:r>
       </w:hyperlink>
     </w:p>
     <w:p>
       <w:pPr>
-        <w:pStyle w:val="Caption"/>
+        <w:pStyle w:val="Subtitle"/>
+        <w:pageBreakBefore/>
       </w:pPr>
-      <w:hyperlink r:id="rId26">
-        <w:r>
-          <w:rPr>
-            <w:color w:val="815634"/>
-          </w:rPr>
-          <w:t>Private input and deliberate release contract</w:t>
-        </w:r>
-      </w:hyperlink>
+      <w:r>
+        <w:t>07 / TEAM DELIVERY &amp; BETA GATES</w:t>
+      </w:r>
     </w:p>
     <w:p>
       <w:pPr>
-        <w:pStyle w:val="Caption"/>
+        <w:pStyle w:val="Heading1"/>
       </w:pPr>
       <w:r>
-        <w:t>Backend observations refer to the connected WE project inspected on 6 September 2026. No production data was changed. Final runtime signoff is pending access to the actual beta build.</w:t>
+        <w:t>Deliver and approve one complete experience</w:t>
+      </w:r>
+    </w:p>
+    <w:p>
+      <w:pPr>
+        <w:pStyle w:val="Heading2"/>
+      </w:pPr>
+      <w:r>
+        <w:t>Delivery one • release foundation</w:t>
+      </w:r>
+    </w:p>
+    <w:p>
+      <w:r>
+        <w:rPr>
+          <w:b/>
+        </w:rPr>
+        <w:t xml:space="preserve">Developer output. </w:t>
+      </w:r>
+      <w:r>
+        <w:t>A reproducible candidate with green schema and critical UI checks, explicit flags, migration and worker readiness evidence, and the intended Release routes. Resolve the invitation tap failure without concealing it behind retries. Include executed and skipped test counts.</w:t>
+      </w:r>
+    </w:p>
+    <w:p>
+      <w:r>
+        <w:rPr>
+          <w:b/>
+        </w:rPr>
+        <w:t xml:space="preserve">Designer output. </w:t>
+      </w:r>
+      <w:r>
+        <w:t>A current route and state map for that candidate. Approve Today, Life, live Us, Yours, Account, arrival, and invitation decline. Record which surfaces are real and which remain demonstration only.</w:t>
+      </w:r>
+    </w:p>
+    <w:p>
+      <w:pPr>
+        <w:pStyle w:val="Heading2"/>
+      </w:pPr>
+      <w:r>
+        <w:t>Delivery two • the useful first session</w:t>
+      </w:r>
+    </w:p>
+    <w:p>
+      <w:r>
+        <w:rPr>
+          <w:b/>
+        </w:rPr>
+        <w:t xml:space="preserve">Developer output. </w:t>
+      </w:r>
+      <w:r>
+        <w:t>Correct Life waiting and expiry behavior, correct Us prominence semantics, and implement the guided first save using real persistence. Integrate composition, receipts, correction, retrieval, and explicit sharing.</w:t>
+      </w:r>
+    </w:p>
+    <w:p>
+      <w:r>
+        <w:rPr>
+          <w:b/>
+        </w:rPr>
+        <w:t xml:space="preserve">Designer output. </w:t>
+      </w:r>
+      <w:r>
+        <w:t>Production specifications for the three screen introduction and guided save; Today clear and actionable; Life sparse and dense; Us resting and deciding; privacy scope; correction; failed save; offline recovery; and utility navigation. Include long content and large text variants.</w:t>
+      </w:r>
+    </w:p>
+    <w:p>
+      <w:r>
+        <w:rPr>
+          <w:b/>
+        </w:rPr>
+        <w:t xml:space="preserve">Joint acceptance. </w:t>
+      </w:r>
+      <w:r>
+        <w:t>A new person can skip the introduction, save one meaningful item, find it again, correct it, and identify who can see it. Two people can complete an enabled shared action without a facilitator. No demonstration content enters a real account.</w:t>
+      </w:r>
+    </w:p>
+    <w:p>
+      <w:pPr>
+        <w:pStyle w:val="Heading2"/>
+      </w:pPr>
+      <w:r>
+        <w:t>Delivery three • native verification</w:t>
+      </w:r>
+    </w:p>
+    <w:p>
+      <w:r>
+        <w:t>Run the signed archive on small and large phones with two test accounts. Include maximum supported text size, VoiceOver, Reduce Motion, keyboard overlap, app interruption, reconnect, denied permissions, account switching, and departure. Refresh golden screenshots from the actual candidate: existing references are unchanged from the older design.</w:t>
+      </w:r>
+    </w:p>
+    <w:p>
+      <w:r>
+        <w:t>Record failures against exact build and state. Source review, compilation, and seeded screenshots cannot substitute for the distributed product working with two people.</w:t>
+      </w:r>
+    </w:p>
+    <w:p>
+      <w:pPr>
+        <w:pStyle w:val="Heading2"/>
+      </w:pPr>
+      <w:r>
+        <w:t>Delivery four • five couples, two weeks</w:t>
+      </w:r>
+    </w:p>
+    <w:p>
+      <w:r>
+        <w:t>Recruit varied schedules, uneven enthusiasm, and at least one accessibility or small screen stress case. Use the existing feedback tool and minimal consented diagnostics. Capture build, route, error category, and optional user description; exclude private text and answers by default.</w:t>
+      </w:r>
+    </w:p>
+    <w:p>
+      <w:r>
+        <w:t>Ask each partner separately: What did WE take off your mind? What did you have to correct? Could you find your item? Did you know what was private? Did a shared prompt feel like pressure? Record concrete incidents, not just satisfaction scores.</w:t>
+      </w:r>
+    </w:p>
+    <w:p>
+      <w:r>
+        <w:rPr>
+          <w:b/>
+        </w:rPr>
+        <w:t xml:space="preserve">Proposed expansion gate. </w:t>
+      </w:r>
+      <w:r>
+        <w:t>At least four of five couples complete a first shared action without coaching. Every participant can find Account and explain the visibility of a saved item. No unresolved unintended disclosure, persistent data loss, or critical entry failure remains. Treat this small cohort as qualitative learning, not statistical proof.</w:t>
+      </w:r>
+    </w:p>
+    <w:p>
+      <w:pPr>
+        <w:pStyle w:val="Heading2"/>
+      </w:pPr>
+      <w:r>
+        <w:t>Documentation and ownership</w:t>
+      </w:r>
+    </w:p>
+    <w:p>
+      <w:r>
+        <w:t>Update README, HANDOFF.md, and the repository’s embedded handoff to match the implemented route map and warm dark design. Remove stale Threshold intake and cream Life instructions. Developer owns state and release evidence; designer owns composition, language, and complete interaction states. Both approve the same build. This document specifies work; no repository or production changes were made by this review.</w:t>
       </w:r>
     </w:p>
     <w:sectPr>
@@ -1476,12 +1638,12 @@
     <w:qFormat/>
     <w:rsid w:val="00FC693F"/>
     <w:pPr>
-      <w:spacing w:before="0" w:after="80" w:line="269" w:lineRule="auto"/>
+      <w:spacing w:before="0" w:after="60" w:line="252" w:lineRule="auto"/>
     </w:pPr>
     <w:rPr>
       <w:rFonts w:ascii="Calibri" w:hAnsi="Calibri"/>
       <w:color w:val="202A25"/>
-      <w:sz w:val="22"/>
+      <w:sz w:val="20"/>
     </w:rPr>
   </w:style>
   <w:style w:type="paragraph" w:styleId="Header">
@@ -1563,7 +1725,7 @@
     <w:pPr>
       <w:keepNext/>
       <w:keepLines/>
-      <w:spacing w:before="200" w:after="100" w:line="269" w:lineRule="auto"/>
+      <w:spacing w:before="160" w:after="60" w:line="269" w:lineRule="auto"/>
       <w:outlineLvl w:val="1"/>
     </w:pPr>
     <w:rPr>
@@ -1571,7 +1733,7 @@
       <w:b/>
       <w:bCs/>
       <w:color w:val="19332C"/>
-      <w:sz w:val="26"/>
+      <w:sz w:val="24"/>
       <w:szCs w:val="26"/>
     </w:rPr>
   </w:style>
@@ -1837,7 +1999,7 @@
       <w:color w:val="19332C"/>
       <w:spacing w:val="5"/>
       <w:kern w:val="28"/>
-      <w:sz w:val="60"/>
+      <w:sz w:val="50"/>
       <w:szCs w:val="52"/>
     </w:rPr>
   </w:style>
